--- a/doc/lab2/Лабораторная_работа_2.docx
+++ b/doc/lab2/Лабораторная_работа_2.docx
@@ -892,7 +892,7 @@
       <w:r>
         <w:drawing>
           <wp:inline distT="0" distB="0" distL="0" distR="0">
-            <wp:extent cx="6096000" cy="1828800"/>
+            <wp:extent cx="6096000" cy="1717419"/>
             <wp:effectExtent t="0" r="0" b="0" l="0"/>
             <wp:docPr id="1" name="b1_packages.png" descr="b1_packages.png" title="b1_packages.png"/>
             <wp:cNvGraphicFramePr>
@@ -917,7 +917,7 @@
                   <pic:spPr bwMode="auto">
                     <a:xfrm>
                       <a:off x="0" y="0"/>
-                      <a:ext cx="6096000" cy="1828800"/>
+                      <a:ext cx="6096000" cy="1717419"/>
                     </a:xfrm>
                     <a:prstGeom prst="rect">
                       <a:avLst/>
@@ -1283,7 +1283,7 @@
       <w:r>
         <w:drawing>
           <wp:inline distT="0" distB="0" distL="0" distR="0">
-            <wp:extent cx="8686800" cy="5334000"/>
+            <wp:extent cx="7181719" cy="5500000"/>
             <wp:effectExtent t="0" r="0" b="0" l="0"/>
             <wp:docPr id="1" name="b2_classes.png" descr="b2_classes.png" title="b2_classes.png"/>
             <wp:cNvGraphicFramePr>
@@ -1308,7 +1308,7 @@
                   <pic:spPr bwMode="auto">
                     <a:xfrm>
                       <a:off x="0" y="0"/>
-                      <a:ext cx="8686800" cy="5334000"/>
+                      <a:ext cx="7181719" cy="5500000"/>
                     </a:xfrm>
                     <a:prstGeom prst="rect">
                       <a:avLst/>
@@ -1363,7 +1363,7 @@
       <w:r>
         <w:drawing>
           <wp:inline distT="0" distB="0" distL="0" distR="0">
-            <wp:extent cx="5334000" cy="3686175"/>
+            <wp:extent cx="5334000" cy="3935994"/>
             <wp:effectExtent t="0" r="0" b="0" l="0"/>
             <wp:docPr id="1" name="b3_iterator.png" descr="b3_iterator.png" title="b3_iterator.png"/>
             <wp:cNvGraphicFramePr>
@@ -1388,7 +1388,7 @@
                   <pic:spPr bwMode="auto">
                     <a:xfrm>
                       <a:off x="0" y="0"/>
-                      <a:ext cx="5334000" cy="3686175"/>
+                      <a:ext cx="5334000" cy="3935994"/>
                     </a:xfrm>
                     <a:prstGeom prst="rect">
                       <a:avLst/>
@@ -1654,7 +1654,7 @@
       <w:r>
         <w:drawing>
           <wp:inline distT="0" distB="0" distL="0" distR="0">
-            <wp:extent cx="6096000" cy="1847850"/>
+            <wp:extent cx="6096000" cy="1946156"/>
             <wp:effectExtent t="0" r="0" b="0" l="0"/>
             <wp:docPr id="1" name="b4_observer_class.png" descr="b4_observer_class.png" title="b4_observer_class.png"/>
             <wp:cNvGraphicFramePr>
@@ -1679,7 +1679,7 @@
                   <pic:spPr bwMode="auto">
                     <a:xfrm>
                       <a:off x="0" y="0"/>
-                      <a:ext cx="6096000" cy="1847850"/>
+                      <a:ext cx="6096000" cy="1946156"/>
                     </a:xfrm>
                     <a:prstGeom prst="rect">
                       <a:avLst/>
@@ -1715,7 +1715,7 @@
       <w:r>
         <w:drawing>
           <wp:inline distT="0" distB="0" distL="0" distR="0">
-            <wp:extent cx="5715000" cy="3324225"/>
+            <wp:extent cx="5715000" cy="3516553"/>
             <wp:effectExtent t="0" r="0" b="0" l="0"/>
             <wp:docPr id="1" name="b5_observer_seq.png" descr="b5_observer_seq.png" title="b5_observer_seq.png"/>
             <wp:cNvGraphicFramePr>
@@ -1740,7 +1740,7 @@
                   <pic:spPr bwMode="auto">
                     <a:xfrm>
                       <a:off x="0" y="0"/>
-                      <a:ext cx="5715000" cy="3324225"/>
+                      <a:ext cx="5715000" cy="3516553"/>
                     </a:xfrm>
                     <a:prstGeom prst="rect">
                       <a:avLst/>
@@ -1970,7 +1970,7 @@
       <w:r>
         <w:drawing>
           <wp:inline distT="0" distB="0" distL="0" distR="0">
-            <wp:extent cx="6096000" cy="2038350"/>
+            <wp:extent cx="6096000" cy="2218430"/>
             <wp:effectExtent t="0" r="0" b="0" l="0"/>
             <wp:docPr id="1" name="b6_oop.png" descr="b6_oop.png" title="b6_oop.png"/>
             <wp:cNvGraphicFramePr>
@@ -1995,7 +1995,7 @@
                   <pic:spPr bwMode="auto">
                     <a:xfrm>
                       <a:off x="0" y="0"/>
-                      <a:ext cx="6096000" cy="2038350"/>
+                      <a:ext cx="6096000" cy="2218430"/>
                     </a:xfrm>
                     <a:prstGeom prst="rect">
                       <a:avLst/>
@@ -5083,7 +5083,7 @@
       <w:r>
         <w:drawing>
           <wp:inline distT="0" distB="0" distL="0" distR="0">
-            <wp:extent cx="6096000" cy="2486025"/>
+            <wp:extent cx="6096000" cy="3229169"/>
             <wp:effectExtent t="0" r="0" b="0" l="0"/>
             <wp:docPr id="1" name="a1_packages.png" descr="a1_packages.png" title="a1_packages.png"/>
             <wp:cNvGraphicFramePr>
@@ -5108,7 +5108,7 @@
                   <pic:spPr bwMode="auto">
                     <a:xfrm>
                       <a:off x="0" y="0"/>
-                      <a:ext cx="6096000" cy="2486025"/>
+                      <a:ext cx="6096000" cy="3229169"/>
                     </a:xfrm>
                     <a:prstGeom prst="rect">
                       <a:avLst/>
@@ -5595,7 +5595,7 @@
       <w:r>
         <w:drawing>
           <wp:inline distT="0" distB="0" distL="0" distR="0">
-            <wp:extent cx="8201025" cy="5715000"/>
+            <wp:extent cx="6280176" cy="5500000"/>
             <wp:effectExtent t="0" r="0" b="0" l="0"/>
             <wp:docPr id="1" name="a2_classes.png" descr="a2_classes.png" title="a2_classes.png"/>
             <wp:cNvGraphicFramePr>
@@ -5620,7 +5620,7 @@
                   <pic:spPr bwMode="auto">
                     <a:xfrm>
                       <a:off x="0" y="0"/>
-                      <a:ext cx="8201025" cy="5715000"/>
+                      <a:ext cx="6280176" cy="5500000"/>
                     </a:xfrm>
                     <a:prstGeom prst="rect">
                       <a:avLst/>
@@ -5675,7 +5675,7 @@
       <w:r>
         <w:drawing>
           <wp:inline distT="0" distB="0" distL="0" distR="0">
-            <wp:extent cx="5334000" cy="5438775"/>
+            <wp:extent cx="5334000" cy="5863289"/>
             <wp:effectExtent t="0" r="0" b="0" l="0"/>
             <wp:docPr id="1" name="a3_iterator.png" descr="a3_iterator.png" title="a3_iterator.png"/>
             <wp:cNvGraphicFramePr>
@@ -5700,7 +5700,7 @@
                   <pic:spPr bwMode="auto">
                     <a:xfrm>
                       <a:off x="0" y="0"/>
-                      <a:ext cx="5334000" cy="5438775"/>
+                      <a:ext cx="5334000" cy="5863289"/>
                     </a:xfrm>
                     <a:prstGeom prst="rect">
                       <a:avLst/>
@@ -5863,7 +5863,7 @@
       <w:r>
         <w:drawing>
           <wp:inline distT="0" distB="0" distL="0" distR="0">
-            <wp:extent cx="5715000" cy="5048250"/>
+            <wp:extent cx="5715000" cy="6818669"/>
             <wp:effectExtent t="0" r="0" b="0" l="0"/>
             <wp:docPr id="1" name="a4_observer_class.png" descr="a4_observer_class.png" title="a4_observer_class.png"/>
             <wp:cNvGraphicFramePr>
@@ -5888,7 +5888,7 @@
                   <pic:spPr bwMode="auto">
                     <a:xfrm>
                       <a:off x="0" y="0"/>
-                      <a:ext cx="5715000" cy="5048250"/>
+                      <a:ext cx="5715000" cy="6818669"/>
                     </a:xfrm>
                     <a:prstGeom prst="rect">
                       <a:avLst/>
@@ -5924,7 +5924,7 @@
       <w:r>
         <w:drawing>
           <wp:inline distT="0" distB="0" distL="0" distR="0">
-            <wp:extent cx="6096000" cy="3457575"/>
+            <wp:extent cx="6096000" cy="3674706"/>
             <wp:effectExtent t="0" r="0" b="0" l="0"/>
             <wp:docPr id="1" name="a5_observer_seq.png" descr="a5_observer_seq.png" title="a5_observer_seq.png"/>
             <wp:cNvGraphicFramePr>
@@ -5949,7 +5949,7 @@
                   <pic:spPr bwMode="auto">
                     <a:xfrm>
                       <a:off x="0" y="0"/>
-                      <a:ext cx="6096000" cy="3457575"/>
+                      <a:ext cx="6096000" cy="3674706"/>
                     </a:xfrm>
                     <a:prstGeom prst="rect">
                       <a:avLst/>
@@ -6513,7 +6513,7 @@
       <w:r>
         <w:drawing>
           <wp:inline distT="0" distB="0" distL="0" distR="0">
-            <wp:extent cx="6096000" cy="2638425"/>
+            <wp:extent cx="6096000" cy="2791539"/>
             <wp:effectExtent t="0" r="0" b="0" l="0"/>
             <wp:docPr id="1" name="a6_oop.png" descr="a6_oop.png" title="a6_oop.png"/>
             <wp:cNvGraphicFramePr>
@@ -6538,7 +6538,7 @@
                   <pic:spPr bwMode="auto">
                     <a:xfrm>
                       <a:off x="0" y="0"/>
-                      <a:ext cx="6096000" cy="2638425"/>
+                      <a:ext cx="6096000" cy="2791539"/>
                     </a:xfrm>
                     <a:prstGeom prst="rect">
                       <a:avLst/>
@@ -15352,6 +15352,162 @@
     </w:p>
     <w:p>
       <w:pPr>
+        <w:pStyle w:val="Heading2"/>
+      </w:pPr>
+      <w:r>
+        <w:t xml:space="preserve">5.13. Ошибки, найденные при повторной проверке</w:t>
+      </w:r>
+    </w:p>
+    <w:p>
+      <w:pPr>
+        <w:spacing w:after="120"/>
+        <w:jc w:val="both"/>
+      </w:pPr>
+      <w:r>
+        <w:t xml:space="preserve">1) </w:t>
+      </w:r>
+      <w:r>
+        <w:rPr>
+          <w:rFonts w:ascii="Consolas" w:cs="Consolas" w:eastAsia="Consolas" w:hAnsi="Consolas"/>
+          <w:sz w:val="21"/>
+          <w:szCs w:val="21"/>
+        </w:rPr>
+        <w:t xml:space="preserve">io/DrawingFile.load()</w:t>
+      </w:r>
+      <w:r>
+        <w:t xml:space="preserve">: при повреждённой первой строке файла (размер рисунка) вылетало необработанное </w:t>
+      </w:r>
+      <w:r>
+        <w:rPr>
+          <w:rFonts w:ascii="Consolas" w:cs="Consolas" w:eastAsia="Consolas" w:hAnsi="Consolas"/>
+          <w:sz w:val="21"/>
+          <w:szCs w:val="21"/>
+        </w:rPr>
+        <w:t xml:space="preserve">NumberFormatException</w:t>
+      </w:r>
+      <w:r>
+        <w:t xml:space="preserve"> и программа падала. Теперь разбор заголовка обёрнут, и наружу выходит </w:t>
+      </w:r>
+      <w:r>
+        <w:rPr>
+          <w:rFonts w:ascii="Consolas" w:cs="Consolas" w:eastAsia="Consolas" w:hAnsi="Consolas"/>
+          <w:sz w:val="21"/>
+          <w:szCs w:val="21"/>
+        </w:rPr>
+        <w:t xml:space="preserve">IOException("Not a drawing file")</w:t>
+      </w:r>
+      <w:r>
+        <w:t xml:space="preserve">, которое MenuListener показывает в диалоге.</w:t>
+      </w:r>
+    </w:p>
+    <w:p>
+      <w:pPr>
+        <w:spacing w:after="120"/>
+        <w:jc w:val="both"/>
+      </w:pPr>
+      <w:r>
+        <w:t xml:space="preserve">2) </w:t>
+      </w:r>
+      <w:r>
+        <w:rPr>
+          <w:rFonts w:ascii="Consolas" w:cs="Consolas" w:eastAsia="Consolas" w:hAnsi="Consolas"/>
+          <w:sz w:val="21"/>
+          <w:szCs w:val="21"/>
+        </w:rPr>
+        <w:t xml:space="preserve">gui/MenuListener</w:t>
+      </w:r>
+      <w:r>
+        <w:t xml:space="preserve">: результат </w:t>
+      </w:r>
+      <w:r>
+        <w:rPr>
+          <w:rFonts w:ascii="Consolas" w:cs="Consolas" w:eastAsia="Consolas" w:hAnsi="Consolas"/>
+          <w:sz w:val="21"/>
+          <w:szCs w:val="21"/>
+        </w:rPr>
+        <w:t xml:space="preserve">showOpenDialog()/showSaveDialog()</w:t>
+      </w:r>
+      <w:r>
+        <w:t xml:space="preserve"> не проверялся, поэтому «Отмена» в окне «Save as» всё равно сохраняла рисунок в </w:t>
+      </w:r>
+      <w:r>
+        <w:rPr>
+          <w:rFonts w:ascii="Consolas" w:cs="Consolas" w:eastAsia="Consolas" w:hAnsi="Consolas"/>
+          <w:sz w:val="21"/>
+          <w:szCs w:val="21"/>
+        </w:rPr>
+        <w:t xml:space="preserve">new.draw</w:t>
+      </w:r>
+      <w:r>
+        <w:t xml:space="preserve"> (а экспорт — в </w:t>
+      </w:r>
+      <w:r>
+        <w:rPr>
+          <w:rFonts w:ascii="Consolas" w:cs="Consolas" w:eastAsia="Consolas" w:hAnsi="Consolas"/>
+          <w:sz w:val="21"/>
+          <w:szCs w:val="21"/>
+        </w:rPr>
+        <w:t xml:space="preserve">out.png</w:t>
+      </w:r>
+      <w:r>
+        <w:t xml:space="preserve">). Теперь действие выполняется только при </w:t>
+      </w:r>
+      <w:r>
+        <w:rPr>
+          <w:rFonts w:ascii="Consolas" w:cs="Consolas" w:eastAsia="Consolas" w:hAnsi="Consolas"/>
+          <w:sz w:val="21"/>
+          <w:szCs w:val="21"/>
+        </w:rPr>
+        <w:t xml:space="preserve">JFileChooser.APPROVE_OPTION</w:t>
+      </w:r>
+      <w:r>
+        <w:t xml:space="preserve">.</w:t>
+      </w:r>
+    </w:p>
+    <w:p>
+      <w:pPr>
+        <w:spacing w:after="120"/>
+        <w:jc w:val="both"/>
+      </w:pPr>
+      <w:r>
+        <w:t xml:space="preserve">3) </w:t>
+      </w:r>
+      <w:r>
+        <w:rPr>
+          <w:rFonts w:ascii="Consolas" w:cs="Consolas" w:eastAsia="Consolas" w:hAnsi="Consolas"/>
+          <w:sz w:val="21"/>
+          <w:szCs w:val="21"/>
+        </w:rPr>
+        <w:t xml:space="preserve">gui/MouseListener.mouseDragged()</w:t>
+      </w:r>
+      <w:r>
+        <w:t xml:space="preserve">: новая фигура растягивалась до предыдущей позиции мыши (</w:t>
+      </w:r>
+      <w:r>
+        <w:rPr>
+          <w:rFonts w:ascii="Consolas" w:cs="Consolas" w:eastAsia="Consolas" w:hAnsi="Consolas"/>
+          <w:sz w:val="21"/>
+          <w:szCs w:val="21"/>
+        </w:rPr>
+        <w:t xml:space="preserve">lastPos</w:t>
+      </w:r>
+      <w:r>
+        <w:t xml:space="preserve">), т.е. отставала на одно событие. Теперь используется текущая точка </w:t>
+      </w:r>
+      <w:r>
+        <w:rPr>
+          <w:rFonts w:ascii="Consolas" w:cs="Consolas" w:eastAsia="Consolas" w:hAnsi="Consolas"/>
+          <w:sz w:val="21"/>
+          <w:szCs w:val="21"/>
+        </w:rPr>
+        <w:t xml:space="preserve">m.getPoint()</w:t>
+      </w:r>
+      <w:r>
+        <w:t xml:space="preserve">.</w:t>
+      </w:r>
+    </w:p>
+    <w:p>
+      <w:pPr>
         <w:pStyle w:val="Heading1"/>
         <w:pageBreakBefore/>
       </w:pPr>
@@ -15917,6 +16073,75 @@
                 <w:szCs w:val="21"/>
               </w:rPr>
               <w:t xml:space="preserve">OK, 105 строк фигур</w:t>
+            </w:r>
+          </w:p>
+        </w:tc>
+      </w:tr>
+      <w:tr>
+        <w:tc>
+          <w:tcPr>
+            <w:tcW w:type="dxa" w:w="5400"/>
+            <w:tcBorders>
+              <w:top w:val="single" w:color="999999" w:sz="4"/>
+              <w:left w:val="single" w:color="999999" w:sz="4"/>
+              <w:bottom w:val="single" w:color="999999" w:sz="4"/>
+              <w:right w:val="single" w:color="999999" w:sz="4"/>
+            </w:tcBorders>
+            <w:tcMar>
+              <w:top w:type="dxa" w:w="60"/>
+              <w:left w:type="dxa" w:w="100"/>
+              <w:bottom w:type="dxa" w:w="60"/>
+              <w:right w:type="dxa" w:w="100"/>
+            </w:tcMar>
+          </w:tcPr>
+          <w:p>
+            <w:r>
+              <w:rPr>
+                <w:sz w:val="21"/>
+                <w:szCs w:val="21"/>
+              </w:rPr>
+              <w:t xml:space="preserve">Открытие повреждённого файла → сообщение об ошибке (</w:t>
+            </w:r>
+            <w:r>
+              <w:rPr>
+                <w:rFonts w:ascii="Consolas" w:cs="Consolas" w:eastAsia="Consolas" w:hAnsi="Consolas"/>
+                <w:sz w:val="21"/>
+                <w:szCs w:val="21"/>
+              </w:rPr>
+              <w:t xml:space="preserve">IOException</w:t>
+            </w:r>
+            <w:r>
+              <w:rPr>
+                <w:sz w:val="21"/>
+                <w:szCs w:val="21"/>
+              </w:rPr>
+              <w:t xml:space="preserve">), а не падение</w:t>
+            </w:r>
+          </w:p>
+        </w:tc>
+        <w:tc>
+          <w:tcPr>
+            <w:tcW w:type="dxa" w:w="4238"/>
+            <w:tcBorders>
+              <w:top w:val="single" w:color="999999" w:sz="4"/>
+              <w:left w:val="single" w:color="999999" w:sz="4"/>
+              <w:bottom w:val="single" w:color="999999" w:sz="4"/>
+              <w:right w:val="single" w:color="999999" w:sz="4"/>
+            </w:tcBorders>
+            <w:tcMar>
+              <w:top w:type="dxa" w:w="60"/>
+              <w:left w:type="dxa" w:w="100"/>
+              <w:bottom w:type="dxa" w:w="60"/>
+              <w:right w:type="dxa" w:w="100"/>
+            </w:tcMar>
+          </w:tcPr>
+          <w:p>
+            <w:r>
+              <w:rPr>
+                <w:sz w:val="21"/>
+                <w:szCs w:val="21"/>
+              </w:rPr>
+              <w:t xml:space="preserve">OK</w:t>
             </w:r>
           </w:p>
         </w:tc>
